--- a/docs/developpement/phases/word/PHASE_70_DECOR_FIXE_STOCK_DANS_LORDRE_OUVERTURE_DEPUIS_EN_DIRECT_STOCK_DES_EVEN.docx
+++ b/docs/developpement/phases/word/PHASE_70_DECOR_FIXE_STOCK_DANS_LORDRE_OUVERTURE_DEPUIS_EN_DIRECT_STOCK_DES_EVEN.docx
@@ -18,9 +18,9 @@
         <w:shd w:fill="F6F3FF" w:color="auto" w:val="clear"/>
       </w:pPr>
       <w:r>
-        <w:t xml:space="preserve">FlaiX Expert · dossier de développement · généré le 2026-10-19 depuis le dépôt </w:t>
-      </w:r>
-      <w:hyperlink w:history="1" r:id="rId4fq5ocqji3lweguya3s5b">
+        <w:t xml:space="preserve">FlaiX Expert · dossier de développement · généré le 2026-10-21 depuis le dépôt </w:t>
+      </w:r>
+      <w:hyperlink w:history="1" r:id="rIdwh8owxbdllyadvcqft_uj">
         <w:r>
           <w:rPr>
             <w:rStyle w:val="Hyperlink"/>
@@ -603,7 +603,7 @@
           <w:numId w:val="2"/>
         </w:numPr>
       </w:pPr>
-      <w:hyperlink w:history="1" r:id="rId4vxkrccc2ac8afin6k9ku">
+      <w:hyperlink w:history="1" r:id="rIdipg7jmtxbt_saprb0wihv">
         <w:r>
           <w:rPr>
             <w:rStyle w:val="Hyperlink"/>
@@ -623,7 +623,7 @@
           <w:numId w:val="2"/>
         </w:numPr>
       </w:pPr>
-      <w:hyperlink w:history="1" r:id="rIdqqof0uylhsgir9pxgw2-u">
+      <w:hyperlink w:history="1" r:id="rIdjimk0obonjcj74ldin032">
         <w:r>
           <w:rPr>
             <w:rStyle w:val="Hyperlink"/>
@@ -643,7 +643,7 @@
           <w:numId w:val="2"/>
         </w:numPr>
       </w:pPr>
-      <w:hyperlink w:history="1" r:id="rIdfpgyz1qutjz7evocps3du">
+      <w:hyperlink w:history="1" r:id="rIduvjg1ybbzg6einzvymiim">
         <w:r>
           <w:rPr>
             <w:rStyle w:val="Hyperlink"/>
@@ -663,7 +663,7 @@
           <w:numId w:val="2"/>
         </w:numPr>
       </w:pPr>
-      <w:hyperlink w:history="1" r:id="rIdcsyyedcyiwymqir-_zcwa">
+      <w:hyperlink w:history="1" r:id="rIdjlgi_wszxpsthcaptsamh">
         <w:r>
           <w:rPr>
             <w:rStyle w:val="Hyperlink"/>
@@ -683,7 +683,7 @@
           <w:numId w:val="2"/>
         </w:numPr>
       </w:pPr>
-      <w:hyperlink w:history="1" r:id="rIdoijvtmhq7dshizuxsiz4f">
+      <w:hyperlink w:history="1" r:id="rIdg7jsktgjikpqfoqubyq2l">
         <w:r>
           <w:rPr>
             <w:rStyle w:val="Hyperlink"/>
@@ -731,7 +731,7 @@
       <w:r>
         <w:t xml:space="preserve"> — créé — </w:t>
       </w:r>
-      <w:hyperlink w:history="1" r:id="rIdlridxaysluw3pzdlwxkcd">
+      <w:hyperlink w:history="1" r:id="rIdwplatsy72do4widouy4ql">
         <w:r>
           <w:rPr>
             <w:rStyle w:val="Hyperlink"/>
@@ -768,7 +768,7 @@
       <w:r>
         <w:t xml:space="preserve"> — créé — </w:t>
       </w:r>
-      <w:hyperlink w:history="1" r:id="rIdfmxskr04fsum0q3auxys5">
+      <w:hyperlink w:history="1" r:id="rIdz0lfvk72-4juhvxovococ">
         <w:r>
           <w:rPr>
             <w:rStyle w:val="Hyperlink"/>
@@ -797,7 +797,7 @@
       <w:r>
         <w:t xml:space="preserve"> — modifié — </w:t>
       </w:r>
-      <w:hyperlink w:history="1" r:id="rId4pvfpvpzzoaopw61bzpmi">
+      <w:hyperlink w:history="1" r:id="rIdb3bgecldcajcxabvh1qap">
         <w:r>
           <w:rPr>
             <w:rStyle w:val="Hyperlink"/>
@@ -826,7 +826,7 @@
       <w:r>
         <w:t xml:space="preserve"> — créé — </w:t>
       </w:r>
-      <w:hyperlink w:history="1" r:id="rIdtf3oqn-s-y8meuzrm3n-w">
+      <w:hyperlink w:history="1" r:id="rId5gjz_l7nlkcxk658f3vph">
         <w:r>
           <w:rPr>
             <w:rStyle w:val="Hyperlink"/>
@@ -863,7 +863,7 @@
       <w:r>
         <w:t xml:space="preserve"> — modifié — </w:t>
       </w:r>
-      <w:hyperlink w:history="1" r:id="rIdtntqej4fc17smni1183fn">
+      <w:hyperlink w:history="1" r:id="rIdsxv43wjxgixz2yfanbbdc">
         <w:r>
           <w:rPr>
             <w:rStyle w:val="Hyperlink"/>
@@ -892,7 +892,7 @@
       <w:r>
         <w:t xml:space="preserve"> — modifié — </w:t>
       </w:r>
-      <w:hyperlink w:history="1" r:id="rIdkkzrqnsyvgr-prlllta9z">
+      <w:hyperlink w:history="1" r:id="rId-khsmkqbfk62ghmjzqcou">
         <w:r>
           <w:rPr>
             <w:rStyle w:val="Hyperlink"/>
@@ -921,7 +921,7 @@
       <w:r>
         <w:t xml:space="preserve"> — modifié — </w:t>
       </w:r>
-      <w:hyperlink w:history="1" r:id="rId8tvfghnwi1-pknk0wgeay">
+      <w:hyperlink w:history="1" r:id="rIdchwgcflpnokzwt3h2wg1k">
         <w:r>
           <w:rPr>
             <w:rStyle w:val="Hyperlink"/>
@@ -950,7 +950,7 @@
       <w:r>
         <w:t xml:space="preserve"> — modifié — </w:t>
       </w:r>
-      <w:hyperlink w:history="1" r:id="rId1fvcynpjqx2fk6eh3qxm4">
+      <w:hyperlink w:history="1" r:id="rId6axt4y_c_dpv4qnwynxs6">
         <w:r>
           <w:rPr>
             <w:rStyle w:val="Hyperlink"/>
@@ -979,7 +979,7 @@
       <w:r>
         <w:t xml:space="preserve"> — modifié — </w:t>
       </w:r>
-      <w:hyperlink w:history="1" r:id="rIdiq3yudxh_nf3iotsl7ibc">
+      <w:hyperlink w:history="1" r:id="rIdgaenwejyeqkj9uqf87tqq">
         <w:r>
           <w:rPr>
             <w:rStyle w:val="Hyperlink"/>
@@ -1016,7 +1016,7 @@
       <w:r>
         <w:t xml:space="preserve"> — modifié — </w:t>
       </w:r>
-      <w:hyperlink w:history="1" r:id="rIdfr2jnmfooumu5pwdj5kwe">
+      <w:hyperlink w:history="1" r:id="rIdy2vzaqp7so47of8pvl3lu">
         <w:r>
           <w:rPr>
             <w:rStyle w:val="Hyperlink"/>
@@ -1045,7 +1045,7 @@
       <w:r>
         <w:t xml:space="preserve"> — modifié — </w:t>
       </w:r>
-      <w:hyperlink w:history="1" r:id="rIdn7mhla65goouryrcuvod8">
+      <w:hyperlink w:history="1" r:id="rIdvw7bizh_mizgpfhsipsw-">
         <w:r>
           <w:rPr>
             <w:rStyle w:val="Hyperlink"/>
@@ -1074,7 +1074,7 @@
       <w:r>
         <w:t xml:space="preserve"> — modifié — </w:t>
       </w:r>
-      <w:hyperlink w:history="1" r:id="rIdtnsqeaexltcclscngtq7a">
+      <w:hyperlink w:history="1" r:id="rIdswsdklgs_pwcct6jkcgfk">
         <w:r>
           <w:rPr>
             <w:rStyle w:val="Hyperlink"/>
@@ -1111,7 +1111,7 @@
       <w:r>
         <w:t xml:space="preserve"> — modifié — </w:t>
       </w:r>
-      <w:hyperlink w:history="1" r:id="rIdcrojc6jed6o6dos1uos5s">
+      <w:hyperlink w:history="1" r:id="rId-qysznrk_crxuqcepoxlr">
         <w:r>
           <w:rPr>
             <w:rStyle w:val="Hyperlink"/>
@@ -1140,7 +1140,7 @@
       <w:r>
         <w:t xml:space="preserve"> — modifié — </w:t>
       </w:r>
-      <w:hyperlink w:history="1" r:id="rId_f6uqfaw5zew_olwfbavr">
+      <w:hyperlink w:history="1" r:id="rIdgvjp_zv4ozkrhcs3ypnew">
         <w:r>
           <w:rPr>
             <w:rStyle w:val="Hyperlink"/>
@@ -1169,7 +1169,7 @@
       <w:r>
         <w:t xml:space="preserve"> — modifié — </w:t>
       </w:r>
-      <w:hyperlink w:history="1" r:id="rIdirqvgvgcbdvoezqgeuddr">
+      <w:hyperlink w:history="1" r:id="rIdicnpntclv1cpyvsdsih8x">
         <w:r>
           <w:rPr>
             <w:rStyle w:val="Hyperlink"/>
@@ -1198,7 +1198,7 @@
       <w:r>
         <w:t xml:space="preserve"> — modifié — </w:t>
       </w:r>
-      <w:hyperlink w:history="1" r:id="rIdnk9jklstgvhx1q6ka6p5o">
+      <w:hyperlink w:history="1" r:id="rId42ls5qpsycu45ecus-7da">
         <w:r>
           <w:rPr>
             <w:rStyle w:val="Hyperlink"/>
@@ -1227,7 +1227,7 @@
       <w:r>
         <w:t xml:space="preserve"> — modifié — </w:t>
       </w:r>
-      <w:hyperlink w:history="1" r:id="rIdfni6nieoidf1xjicdfchh">
+      <w:hyperlink w:history="1" r:id="rIdp8euiz2mavnjm7qa6lwwc">
         <w:r>
           <w:rPr>
             <w:rStyle w:val="Hyperlink"/>
@@ -1256,7 +1256,7 @@
       <w:r>
         <w:t xml:space="preserve"> — modifié — </w:t>
       </w:r>
-      <w:hyperlink w:history="1" r:id="rIdrzmrsfbscwbefg5xkqtqk">
+      <w:hyperlink w:history="1" r:id="rIdsdhattqmgj4gxsjl3xeps">
         <w:r>
           <w:rPr>
             <w:rStyle w:val="Hyperlink"/>
@@ -1285,7 +1285,7 @@
       <w:r>
         <w:t xml:space="preserve"> — modifié — </w:t>
       </w:r>
-      <w:hyperlink w:history="1" r:id="rIdyf-wq6mbtffebcy-k2lyj">
+      <w:hyperlink w:history="1" r:id="rIdxrdg2ulhfs2ihprf9q4kv">
         <w:r>
           <w:rPr>
             <w:rStyle w:val="Hyperlink"/>
@@ -1314,7 +1314,7 @@
       <w:r>
         <w:t xml:space="preserve"> — modifié — </w:t>
       </w:r>
-      <w:hyperlink w:history="1" r:id="rIdrb__45rg_dzz3dvt8txn4">
+      <w:hyperlink w:history="1" r:id="rIdqqmlhfbjicvxop7grm0vu">
         <w:r>
           <w:rPr>
             <w:rStyle w:val="Hyperlink"/>
@@ -1343,7 +1343,7 @@
       <w:r>
         <w:t xml:space="preserve"> — modifié — </w:t>
       </w:r>
-      <w:hyperlink w:history="1" r:id="rIdmlegtvmawvg2sethjzqwa">
+      <w:hyperlink w:history="1" r:id="rId42j1eogktvocyrpsmf8yo">
         <w:r>
           <w:rPr>
             <w:rStyle w:val="Hyperlink"/>
@@ -1372,7 +1372,7 @@
       <w:r>
         <w:t xml:space="preserve"> — modifié — </w:t>
       </w:r>
-      <w:hyperlink w:history="1" r:id="rIdaknh1ctz1xhvpjszbhudj">
+      <w:hyperlink w:history="1" r:id="rId61nki7xks5q1obaxhs6ct">
         <w:r>
           <w:rPr>
             <w:rStyle w:val="Hyperlink"/>
@@ -1401,7 +1401,7 @@
       <w:r>
         <w:t xml:space="preserve"> — modifié — </w:t>
       </w:r>
-      <w:hyperlink w:history="1" r:id="rId_pkowhetddy02uyi5w6zl">
+      <w:hyperlink w:history="1" r:id="rIdqil8zt_aq7qucm5vo8ytd">
         <w:r>
           <w:rPr>
             <w:rStyle w:val="Hyperlink"/>
@@ -1430,7 +1430,7 @@
       <w:r>
         <w:t xml:space="preserve"> — modifié — </w:t>
       </w:r>
-      <w:hyperlink w:history="1" r:id="rId4ezwldvws0tcejhh1y75p">
+      <w:hyperlink w:history="1" r:id="rIdvftrywyu8fluc2vbzzvu1">
         <w:r>
           <w:rPr>
             <w:rStyle w:val="Hyperlink"/>

--- a/docs/developpement/phases/word/PHASE_70_DECOR_FIXE_STOCK_DANS_LORDRE_OUVERTURE_DEPUIS_EN_DIRECT_STOCK_DES_EVEN.docx
+++ b/docs/developpement/phases/word/PHASE_70_DECOR_FIXE_STOCK_DANS_LORDRE_OUVERTURE_DEPUIS_EN_DIRECT_STOCK_DES_EVEN.docx
@@ -20,7 +20,7 @@
       <w:r>
         <w:t xml:space="preserve">FlaiX Expert · dossier de développement · généré le 2026-10-21 depuis le dépôt </w:t>
       </w:r>
-      <w:hyperlink w:history="1" r:id="rIdwh8owxbdllyadvcqft_uj">
+      <w:hyperlink w:history="1" r:id="rId0qicu2p7tjtqoxtjb3kyv">
         <w:r>
           <w:rPr>
             <w:rStyle w:val="Hyperlink"/>
@@ -603,7 +603,7 @@
           <w:numId w:val="2"/>
         </w:numPr>
       </w:pPr>
-      <w:hyperlink w:history="1" r:id="rIdipg7jmtxbt_saprb0wihv">
+      <w:hyperlink w:history="1" r:id="rIdakzem9zl7nb64--khhbic">
         <w:r>
           <w:rPr>
             <w:rStyle w:val="Hyperlink"/>
@@ -623,7 +623,7 @@
           <w:numId w:val="2"/>
         </w:numPr>
       </w:pPr>
-      <w:hyperlink w:history="1" r:id="rIdjimk0obonjcj74ldin032">
+      <w:hyperlink w:history="1" r:id="rIdjbut8xxzroj-mpcg5fsxq">
         <w:r>
           <w:rPr>
             <w:rStyle w:val="Hyperlink"/>
@@ -643,7 +643,7 @@
           <w:numId w:val="2"/>
         </w:numPr>
       </w:pPr>
-      <w:hyperlink w:history="1" r:id="rIduvjg1ybbzg6einzvymiim">
+      <w:hyperlink w:history="1" r:id="rIdb2rkgmvhfhas91jx1nee-">
         <w:r>
           <w:rPr>
             <w:rStyle w:val="Hyperlink"/>
@@ -663,7 +663,7 @@
           <w:numId w:val="2"/>
         </w:numPr>
       </w:pPr>
-      <w:hyperlink w:history="1" r:id="rIdjlgi_wszxpsthcaptsamh">
+      <w:hyperlink w:history="1" r:id="rId3neadevnmlqvwmjwwzvcn">
         <w:r>
           <w:rPr>
             <w:rStyle w:val="Hyperlink"/>
@@ -683,7 +683,7 @@
           <w:numId w:val="2"/>
         </w:numPr>
       </w:pPr>
-      <w:hyperlink w:history="1" r:id="rIdg7jsktgjikpqfoqubyq2l">
+      <w:hyperlink w:history="1" r:id="rIdlrhrdtjzbpbfv-ml9s7tq">
         <w:r>
           <w:rPr>
             <w:rStyle w:val="Hyperlink"/>
@@ -731,7 +731,7 @@
       <w:r>
         <w:t xml:space="preserve"> — créé — </w:t>
       </w:r>
-      <w:hyperlink w:history="1" r:id="rIdwplatsy72do4widouy4ql">
+      <w:hyperlink w:history="1" r:id="rIdszeoetitmqdcfm1sek5zg">
         <w:r>
           <w:rPr>
             <w:rStyle w:val="Hyperlink"/>
@@ -768,7 +768,7 @@
       <w:r>
         <w:t xml:space="preserve"> — créé — </w:t>
       </w:r>
-      <w:hyperlink w:history="1" r:id="rIdz0lfvk72-4juhvxovococ">
+      <w:hyperlink w:history="1" r:id="rIdcyod2dnuczk1xp_nqpjoy">
         <w:r>
           <w:rPr>
             <w:rStyle w:val="Hyperlink"/>
@@ -797,7 +797,7 @@
       <w:r>
         <w:t xml:space="preserve"> — modifié — </w:t>
       </w:r>
-      <w:hyperlink w:history="1" r:id="rIdb3bgecldcajcxabvh1qap">
+      <w:hyperlink w:history="1" r:id="rIdyx4crfews6dlyxhall8_i">
         <w:r>
           <w:rPr>
             <w:rStyle w:val="Hyperlink"/>
@@ -826,7 +826,7 @@
       <w:r>
         <w:t xml:space="preserve"> — créé — </w:t>
       </w:r>
-      <w:hyperlink w:history="1" r:id="rId5gjz_l7nlkcxk658f3vph">
+      <w:hyperlink w:history="1" r:id="rIdc2ks8vjn5xqushvzatkdp">
         <w:r>
           <w:rPr>
             <w:rStyle w:val="Hyperlink"/>
@@ -863,7 +863,7 @@
       <w:r>
         <w:t xml:space="preserve"> — modifié — </w:t>
       </w:r>
-      <w:hyperlink w:history="1" r:id="rIdsxv43wjxgixz2yfanbbdc">
+      <w:hyperlink w:history="1" r:id="rIdtcgiszceyp7gd4_pebo1i">
         <w:r>
           <w:rPr>
             <w:rStyle w:val="Hyperlink"/>
@@ -892,7 +892,7 @@
       <w:r>
         <w:t xml:space="preserve"> — modifié — </w:t>
       </w:r>
-      <w:hyperlink w:history="1" r:id="rId-khsmkqbfk62ghmjzqcou">
+      <w:hyperlink w:history="1" r:id="rId-mycfa0uyahya-ctk_rjb">
         <w:r>
           <w:rPr>
             <w:rStyle w:val="Hyperlink"/>
@@ -921,7 +921,7 @@
       <w:r>
         <w:t xml:space="preserve"> — modifié — </w:t>
       </w:r>
-      <w:hyperlink w:history="1" r:id="rIdchwgcflpnokzwt3h2wg1k">
+      <w:hyperlink w:history="1" r:id="rIdwnbepj5wdvrikdnhowiw4">
         <w:r>
           <w:rPr>
             <w:rStyle w:val="Hyperlink"/>
@@ -950,7 +950,7 @@
       <w:r>
         <w:t xml:space="preserve"> — modifié — </w:t>
       </w:r>
-      <w:hyperlink w:history="1" r:id="rId6axt4y_c_dpv4qnwynxs6">
+      <w:hyperlink w:history="1" r:id="rIdwbwwjvylp1kustv48azvx">
         <w:r>
           <w:rPr>
             <w:rStyle w:val="Hyperlink"/>
@@ -979,7 +979,7 @@
       <w:r>
         <w:t xml:space="preserve"> — modifié — </w:t>
       </w:r>
-      <w:hyperlink w:history="1" r:id="rIdgaenwejyeqkj9uqf87tqq">
+      <w:hyperlink w:history="1" r:id="rIdtlfzwfjpdesbqv1qeyxhg">
         <w:r>
           <w:rPr>
             <w:rStyle w:val="Hyperlink"/>
@@ -1016,7 +1016,7 @@
       <w:r>
         <w:t xml:space="preserve"> — modifié — </w:t>
       </w:r>
-      <w:hyperlink w:history="1" r:id="rIdy2vzaqp7so47of8pvl3lu">
+      <w:hyperlink w:history="1" r:id="rIdt_lh108ahgam_ylmv_lp-">
         <w:r>
           <w:rPr>
             <w:rStyle w:val="Hyperlink"/>
@@ -1045,7 +1045,7 @@
       <w:r>
         <w:t xml:space="preserve"> — modifié — </w:t>
       </w:r>
-      <w:hyperlink w:history="1" r:id="rIdvw7bizh_mizgpfhsipsw-">
+      <w:hyperlink w:history="1" r:id="rIdwivpmabbqnypbvksi3yfn">
         <w:r>
           <w:rPr>
             <w:rStyle w:val="Hyperlink"/>
@@ -1074,7 +1074,7 @@
       <w:r>
         <w:t xml:space="preserve"> — modifié — </w:t>
       </w:r>
-      <w:hyperlink w:history="1" r:id="rIdswsdklgs_pwcct6jkcgfk">
+      <w:hyperlink w:history="1" r:id="rIdoezvypedlsuz-rbrtioue">
         <w:r>
           <w:rPr>
             <w:rStyle w:val="Hyperlink"/>
@@ -1111,7 +1111,7 @@
       <w:r>
         <w:t xml:space="preserve"> — modifié — </w:t>
       </w:r>
-      <w:hyperlink w:history="1" r:id="rId-qysznrk_crxuqcepoxlr">
+      <w:hyperlink w:history="1" r:id="rIdgozkbs-zg19iivawn54lt">
         <w:r>
           <w:rPr>
             <w:rStyle w:val="Hyperlink"/>
@@ -1140,7 +1140,7 @@
       <w:r>
         <w:t xml:space="preserve"> — modifié — </w:t>
       </w:r>
-      <w:hyperlink w:history="1" r:id="rIdgvjp_zv4ozkrhcs3ypnew">
+      <w:hyperlink w:history="1" r:id="rIdjgxivmxraa42fziua40mb">
         <w:r>
           <w:rPr>
             <w:rStyle w:val="Hyperlink"/>
@@ -1169,7 +1169,7 @@
       <w:r>
         <w:t xml:space="preserve"> — modifié — </w:t>
       </w:r>
-      <w:hyperlink w:history="1" r:id="rIdicnpntclv1cpyvsdsih8x">
+      <w:hyperlink w:history="1" r:id="rIdh3nxyptwcwyadul_oxmr_">
         <w:r>
           <w:rPr>
             <w:rStyle w:val="Hyperlink"/>
@@ -1198,7 +1198,7 @@
       <w:r>
         <w:t xml:space="preserve"> — modifié — </w:t>
       </w:r>
-      <w:hyperlink w:history="1" r:id="rId42ls5qpsycu45ecus-7da">
+      <w:hyperlink w:history="1" r:id="rIdyd99u3lu3iiipubqhmvjt">
         <w:r>
           <w:rPr>
             <w:rStyle w:val="Hyperlink"/>
@@ -1227,7 +1227,7 @@
       <w:r>
         <w:t xml:space="preserve"> — modifié — </w:t>
       </w:r>
-      <w:hyperlink w:history="1" r:id="rIdp8euiz2mavnjm7qa6lwwc">
+      <w:hyperlink w:history="1" r:id="rIdzzvvta_gxxm8zcqwb257b">
         <w:r>
           <w:rPr>
             <w:rStyle w:val="Hyperlink"/>
@@ -1256,7 +1256,7 @@
       <w:r>
         <w:t xml:space="preserve"> — modifié — </w:t>
       </w:r>
-      <w:hyperlink w:history="1" r:id="rIdsdhattqmgj4gxsjl3xeps">
+      <w:hyperlink w:history="1" r:id="rId0lx_hgfc6u2hqprzyly2s">
         <w:r>
           <w:rPr>
             <w:rStyle w:val="Hyperlink"/>
@@ -1285,7 +1285,7 @@
       <w:r>
         <w:t xml:space="preserve"> — modifié — </w:t>
       </w:r>
-      <w:hyperlink w:history="1" r:id="rIdxrdg2ulhfs2ihprf9q4kv">
+      <w:hyperlink w:history="1" r:id="rIdd-ufec_ddu-s3wzd5o2pm">
         <w:r>
           <w:rPr>
             <w:rStyle w:val="Hyperlink"/>
@@ -1314,7 +1314,7 @@
       <w:r>
         <w:t xml:space="preserve"> — modifié — </w:t>
       </w:r>
-      <w:hyperlink w:history="1" r:id="rIdqqmlhfbjicvxop7grm0vu">
+      <w:hyperlink w:history="1" r:id="rIdoksjox2gteit24w2xcjc4">
         <w:r>
           <w:rPr>
             <w:rStyle w:val="Hyperlink"/>
@@ -1343,7 +1343,7 @@
       <w:r>
         <w:t xml:space="preserve"> — modifié — </w:t>
       </w:r>
-      <w:hyperlink w:history="1" r:id="rId42j1eogktvocyrpsmf8yo">
+      <w:hyperlink w:history="1" r:id="rIdw852vtdumvvsabccnp0x9">
         <w:r>
           <w:rPr>
             <w:rStyle w:val="Hyperlink"/>
@@ -1372,7 +1372,7 @@
       <w:r>
         <w:t xml:space="preserve"> — modifié — </w:t>
       </w:r>
-      <w:hyperlink w:history="1" r:id="rId61nki7xks5q1obaxhs6ct">
+      <w:hyperlink w:history="1" r:id="rIde66deozkjgsdoq1ueez-h">
         <w:r>
           <w:rPr>
             <w:rStyle w:val="Hyperlink"/>
@@ -1401,7 +1401,7 @@
       <w:r>
         <w:t xml:space="preserve"> — modifié — </w:t>
       </w:r>
-      <w:hyperlink w:history="1" r:id="rIdqil8zt_aq7qucm5vo8ytd">
+      <w:hyperlink w:history="1" r:id="rIdbhwgsi5kx1r2wv6p3c6nf">
         <w:r>
           <w:rPr>
             <w:rStyle w:val="Hyperlink"/>
@@ -1430,7 +1430,7 @@
       <w:r>
         <w:t xml:space="preserve"> — modifié — </w:t>
       </w:r>
-      <w:hyperlink w:history="1" r:id="rIdvftrywyu8fluc2vbzzvu1">
+      <w:hyperlink w:history="1" r:id="rIdz2jkwa3cnidxowynji6p0">
         <w:r>
           <w:rPr>
             <w:rStyle w:val="Hyperlink"/>

--- a/docs/developpement/phases/word/PHASE_70_DECOR_FIXE_STOCK_DANS_LORDRE_OUVERTURE_DEPUIS_EN_DIRECT_STOCK_DES_EVEN.docx
+++ b/docs/developpement/phases/word/PHASE_70_DECOR_FIXE_STOCK_DANS_LORDRE_OUVERTURE_DEPUIS_EN_DIRECT_STOCK_DES_EVEN.docx
@@ -18,9 +18,9 @@
         <w:shd w:fill="F6F3FF" w:color="auto" w:val="clear"/>
       </w:pPr>
       <w:r>
-        <w:t xml:space="preserve">FlaiX Expert · dossier de développement · généré le 2026-10-21 depuis le dépôt </w:t>
-      </w:r>
-      <w:hyperlink w:history="1" r:id="rId0qicu2p7tjtqoxtjb3kyv">
+        <w:t xml:space="preserve">FlaiX Expert · dossier de développement · généré le 2026-10-23 depuis le dépôt </w:t>
+      </w:r>
+      <w:hyperlink w:history="1" r:id="rId_zwz6fzvua74p0vbmis0g">
         <w:r>
           <w:rPr>
             <w:rStyle w:val="Hyperlink"/>
@@ -603,7 +603,7 @@
           <w:numId w:val="2"/>
         </w:numPr>
       </w:pPr>
-      <w:hyperlink w:history="1" r:id="rIdakzem9zl7nb64--khhbic">
+      <w:hyperlink w:history="1" r:id="rIduia0wgh2ohfxbids47e0x">
         <w:r>
           <w:rPr>
             <w:rStyle w:val="Hyperlink"/>
@@ -623,7 +623,7 @@
           <w:numId w:val="2"/>
         </w:numPr>
       </w:pPr>
-      <w:hyperlink w:history="1" r:id="rIdjbut8xxzroj-mpcg5fsxq">
+      <w:hyperlink w:history="1" r:id="rIdceuc7yqyux6iepr8xkjdt">
         <w:r>
           <w:rPr>
             <w:rStyle w:val="Hyperlink"/>
@@ -643,7 +643,7 @@
           <w:numId w:val="2"/>
         </w:numPr>
       </w:pPr>
-      <w:hyperlink w:history="1" r:id="rIdb2rkgmvhfhas91jx1nee-">
+      <w:hyperlink w:history="1" r:id="rId0cnjn2utnp7emkocwq9ur">
         <w:r>
           <w:rPr>
             <w:rStyle w:val="Hyperlink"/>
@@ -663,7 +663,7 @@
           <w:numId w:val="2"/>
         </w:numPr>
       </w:pPr>
-      <w:hyperlink w:history="1" r:id="rId3neadevnmlqvwmjwwzvcn">
+      <w:hyperlink w:history="1" r:id="rIdsixochsrozi7xgnhhujsv">
         <w:r>
           <w:rPr>
             <w:rStyle w:val="Hyperlink"/>
@@ -683,7 +683,7 @@
           <w:numId w:val="2"/>
         </w:numPr>
       </w:pPr>
-      <w:hyperlink w:history="1" r:id="rIdlrhrdtjzbpbfv-ml9s7tq">
+      <w:hyperlink w:history="1" r:id="rIdpb1ds15fjvb7-qn_zq47o">
         <w:r>
           <w:rPr>
             <w:rStyle w:val="Hyperlink"/>
@@ -731,7 +731,7 @@
       <w:r>
         <w:t xml:space="preserve"> — créé — </w:t>
       </w:r>
-      <w:hyperlink w:history="1" r:id="rIdszeoetitmqdcfm1sek5zg">
+      <w:hyperlink w:history="1" r:id="rIdckwuvl_wnxvl_3whbdgh-">
         <w:r>
           <w:rPr>
             <w:rStyle w:val="Hyperlink"/>
@@ -768,7 +768,7 @@
       <w:r>
         <w:t xml:space="preserve"> — créé — </w:t>
       </w:r>
-      <w:hyperlink w:history="1" r:id="rIdcyod2dnuczk1xp_nqpjoy">
+      <w:hyperlink w:history="1" r:id="rIdfnh1g9cgohabhhuolbduj">
         <w:r>
           <w:rPr>
             <w:rStyle w:val="Hyperlink"/>
@@ -797,7 +797,7 @@
       <w:r>
         <w:t xml:space="preserve"> — modifié — </w:t>
       </w:r>
-      <w:hyperlink w:history="1" r:id="rIdyx4crfews6dlyxhall8_i">
+      <w:hyperlink w:history="1" r:id="rIdinf9pqjzaevyvt35zcafu">
         <w:r>
           <w:rPr>
             <w:rStyle w:val="Hyperlink"/>
@@ -826,7 +826,7 @@
       <w:r>
         <w:t xml:space="preserve"> — créé — </w:t>
       </w:r>
-      <w:hyperlink w:history="1" r:id="rIdc2ks8vjn5xqushvzatkdp">
+      <w:hyperlink w:history="1" r:id="rIdddnoopt1ibfwm0is6xcfr">
         <w:r>
           <w:rPr>
             <w:rStyle w:val="Hyperlink"/>
@@ -863,7 +863,7 @@
       <w:r>
         <w:t xml:space="preserve"> — modifié — </w:t>
       </w:r>
-      <w:hyperlink w:history="1" r:id="rIdtcgiszceyp7gd4_pebo1i">
+      <w:hyperlink w:history="1" r:id="rIdrxmtlxicekdflkvsxvv7d">
         <w:r>
           <w:rPr>
             <w:rStyle w:val="Hyperlink"/>
@@ -892,7 +892,7 @@
       <w:r>
         <w:t xml:space="preserve"> — modifié — </w:t>
       </w:r>
-      <w:hyperlink w:history="1" r:id="rId-mycfa0uyahya-ctk_rjb">
+      <w:hyperlink w:history="1" r:id="rIdpx6et7tkapeghiofwxhez">
         <w:r>
           <w:rPr>
             <w:rStyle w:val="Hyperlink"/>
@@ -921,7 +921,7 @@
       <w:r>
         <w:t xml:space="preserve"> — modifié — </w:t>
       </w:r>
-      <w:hyperlink w:history="1" r:id="rIdwnbepj5wdvrikdnhowiw4">
+      <w:hyperlink w:history="1" r:id="rIdmzdztz3nyt-fnmnaaxukv">
         <w:r>
           <w:rPr>
             <w:rStyle w:val="Hyperlink"/>
@@ -950,7 +950,7 @@
       <w:r>
         <w:t xml:space="preserve"> — modifié — </w:t>
       </w:r>
-      <w:hyperlink w:history="1" r:id="rIdwbwwjvylp1kustv48azvx">
+      <w:hyperlink w:history="1" r:id="rIdy9r2eg3hmct4d28ukbz2x">
         <w:r>
           <w:rPr>
             <w:rStyle w:val="Hyperlink"/>
@@ -979,7 +979,7 @@
       <w:r>
         <w:t xml:space="preserve"> — modifié — </w:t>
       </w:r>
-      <w:hyperlink w:history="1" r:id="rIdtlfzwfjpdesbqv1qeyxhg">
+      <w:hyperlink w:history="1" r:id="rId2fpqi3mqszwnbs6ebomxg">
         <w:r>
           <w:rPr>
             <w:rStyle w:val="Hyperlink"/>
@@ -1016,7 +1016,7 @@
       <w:r>
         <w:t xml:space="preserve"> — modifié — </w:t>
       </w:r>
-      <w:hyperlink w:history="1" r:id="rIdt_lh108ahgam_ylmv_lp-">
+      <w:hyperlink w:history="1" r:id="rIdi7lnsnr9u4sqlcdvep25u">
         <w:r>
           <w:rPr>
             <w:rStyle w:val="Hyperlink"/>
@@ -1045,7 +1045,7 @@
       <w:r>
         <w:t xml:space="preserve"> — modifié — </w:t>
       </w:r>
-      <w:hyperlink w:history="1" r:id="rIdwivpmabbqnypbvksi3yfn">
+      <w:hyperlink w:history="1" r:id="rIdvztyzfcmf1l0xugxiofjy">
         <w:r>
           <w:rPr>
             <w:rStyle w:val="Hyperlink"/>
@@ -1074,7 +1074,7 @@
       <w:r>
         <w:t xml:space="preserve"> — modifié — </w:t>
       </w:r>
-      <w:hyperlink w:history="1" r:id="rIdoezvypedlsuz-rbrtioue">
+      <w:hyperlink w:history="1" r:id="rIdzyrvgygavtwvyyaod-wlu">
         <w:r>
           <w:rPr>
             <w:rStyle w:val="Hyperlink"/>
@@ -1111,7 +1111,7 @@
       <w:r>
         <w:t xml:space="preserve"> — modifié — </w:t>
       </w:r>
-      <w:hyperlink w:history="1" r:id="rIdgozkbs-zg19iivawn54lt">
+      <w:hyperlink w:history="1" r:id="rIdki9w2n9ymbrpjeplxi8p6">
         <w:r>
           <w:rPr>
             <w:rStyle w:val="Hyperlink"/>
@@ -1140,7 +1140,7 @@
       <w:r>
         <w:t xml:space="preserve"> — modifié — </w:t>
       </w:r>
-      <w:hyperlink w:history="1" r:id="rIdjgxivmxraa42fziua40mb">
+      <w:hyperlink w:history="1" r:id="rId2ek_gn24yinsepqqdvi5a">
         <w:r>
           <w:rPr>
             <w:rStyle w:val="Hyperlink"/>
@@ -1169,7 +1169,7 @@
       <w:r>
         <w:t xml:space="preserve"> — modifié — </w:t>
       </w:r>
-      <w:hyperlink w:history="1" r:id="rIdh3nxyptwcwyadul_oxmr_">
+      <w:hyperlink w:history="1" r:id="rIdgacdlizak8htyxsziepnr">
         <w:r>
           <w:rPr>
             <w:rStyle w:val="Hyperlink"/>
@@ -1198,7 +1198,7 @@
       <w:r>
         <w:t xml:space="preserve"> — modifié — </w:t>
       </w:r>
-      <w:hyperlink w:history="1" r:id="rIdyd99u3lu3iiipubqhmvjt">
+      <w:hyperlink w:history="1" r:id="rIdlbisgicinxhq5o8dwkm8e">
         <w:r>
           <w:rPr>
             <w:rStyle w:val="Hyperlink"/>
@@ -1227,7 +1227,7 @@
       <w:r>
         <w:t xml:space="preserve"> — modifié — </w:t>
       </w:r>
-      <w:hyperlink w:history="1" r:id="rIdzzvvta_gxxm8zcqwb257b">
+      <w:hyperlink w:history="1" r:id="rIdugdynof8r_1sr4qbmer_q">
         <w:r>
           <w:rPr>
             <w:rStyle w:val="Hyperlink"/>
@@ -1256,7 +1256,7 @@
       <w:r>
         <w:t xml:space="preserve"> — modifié — </w:t>
       </w:r>
-      <w:hyperlink w:history="1" r:id="rId0lx_hgfc6u2hqprzyly2s">
+      <w:hyperlink w:history="1" r:id="rIdxnncv0dna-ztelsvtu4vz">
         <w:r>
           <w:rPr>
             <w:rStyle w:val="Hyperlink"/>
@@ -1285,7 +1285,7 @@
       <w:r>
         <w:t xml:space="preserve"> — modifié — </w:t>
       </w:r>
-      <w:hyperlink w:history="1" r:id="rIdd-ufec_ddu-s3wzd5o2pm">
+      <w:hyperlink w:history="1" r:id="rIdk8t3augfvdy39bi5v9sa0">
         <w:r>
           <w:rPr>
             <w:rStyle w:val="Hyperlink"/>
@@ -1314,7 +1314,7 @@
       <w:r>
         <w:t xml:space="preserve"> — modifié — </w:t>
       </w:r>
-      <w:hyperlink w:history="1" r:id="rIdoksjox2gteit24w2xcjc4">
+      <w:hyperlink w:history="1" r:id="rIdckkqy024kjki6moxoxd_l">
         <w:r>
           <w:rPr>
             <w:rStyle w:val="Hyperlink"/>
@@ -1343,7 +1343,7 @@
       <w:r>
         <w:t xml:space="preserve"> — modifié — </w:t>
       </w:r>
-      <w:hyperlink w:history="1" r:id="rIdw852vtdumvvsabccnp0x9">
+      <w:hyperlink w:history="1" r:id="rId2tvwybckyvzrbzjvq115p">
         <w:r>
           <w:rPr>
             <w:rStyle w:val="Hyperlink"/>
@@ -1372,7 +1372,7 @@
       <w:r>
         <w:t xml:space="preserve"> — modifié — </w:t>
       </w:r>
-      <w:hyperlink w:history="1" r:id="rIde66deozkjgsdoq1ueez-h">
+      <w:hyperlink w:history="1" r:id="rIdabsx7hh-zcm1vep-xjb2c">
         <w:r>
           <w:rPr>
             <w:rStyle w:val="Hyperlink"/>
@@ -1401,7 +1401,7 @@
       <w:r>
         <w:t xml:space="preserve"> — modifié — </w:t>
       </w:r>
-      <w:hyperlink w:history="1" r:id="rIdbhwgsi5kx1r2wv6p3c6nf">
+      <w:hyperlink w:history="1" r:id="rIdmivakuxj925p8d25oycu-">
         <w:r>
           <w:rPr>
             <w:rStyle w:val="Hyperlink"/>
@@ -1430,7 +1430,7 @@
       <w:r>
         <w:t xml:space="preserve"> — modifié — </w:t>
       </w:r>
-      <w:hyperlink w:history="1" r:id="rIdz2jkwa3cnidxowynji6p0">
+      <w:hyperlink w:history="1" r:id="rId7plxu87v4nkrkxqrrewpw">
         <w:r>
           <w:rPr>
             <w:rStyle w:val="Hyperlink"/>

--- a/docs/developpement/phases/word/PHASE_70_DECOR_FIXE_STOCK_DANS_LORDRE_OUVERTURE_DEPUIS_EN_DIRECT_STOCK_DES_EVEN.docx
+++ b/docs/developpement/phases/word/PHASE_70_DECOR_FIXE_STOCK_DANS_LORDRE_OUVERTURE_DEPUIS_EN_DIRECT_STOCK_DES_EVEN.docx
@@ -18,9 +18,9 @@
         <w:shd w:fill="F6F3FF" w:color="auto" w:val="clear"/>
       </w:pPr>
       <w:r>
-        <w:t xml:space="preserve">FlaiX Expert · dossier de développement · généré le 2026-10-23 depuis le dépôt </w:t>
-      </w:r>
-      <w:hyperlink w:history="1" r:id="rId_zwz6fzvua74p0vbmis0g">
+        <w:t xml:space="preserve">FlaiX Expert · dossier de développement · généré le 2026-10-24 depuis le dépôt </w:t>
+      </w:r>
+      <w:hyperlink w:history="1" r:id="rIda2tcwv_hobrdws8tx9-5x">
         <w:r>
           <w:rPr>
             <w:rStyle w:val="Hyperlink"/>
@@ -603,7 +603,7 @@
           <w:numId w:val="2"/>
         </w:numPr>
       </w:pPr>
-      <w:hyperlink w:history="1" r:id="rIduia0wgh2ohfxbids47e0x">
+      <w:hyperlink w:history="1" r:id="rIdxgsl2nkrw1np7cbftcca_">
         <w:r>
           <w:rPr>
             <w:rStyle w:val="Hyperlink"/>
@@ -623,7 +623,7 @@
           <w:numId w:val="2"/>
         </w:numPr>
       </w:pPr>
-      <w:hyperlink w:history="1" r:id="rIdceuc7yqyux6iepr8xkjdt">
+      <w:hyperlink w:history="1" r:id="rId2zvsdu_kja54euv2ggxz5">
         <w:r>
           <w:rPr>
             <w:rStyle w:val="Hyperlink"/>
@@ -643,7 +643,7 @@
           <w:numId w:val="2"/>
         </w:numPr>
       </w:pPr>
-      <w:hyperlink w:history="1" r:id="rId0cnjn2utnp7emkocwq9ur">
+      <w:hyperlink w:history="1" r:id="rId5e_vfxvdmkqhcyx4lfh31">
         <w:r>
           <w:rPr>
             <w:rStyle w:val="Hyperlink"/>
@@ -663,7 +663,7 @@
           <w:numId w:val="2"/>
         </w:numPr>
       </w:pPr>
-      <w:hyperlink w:history="1" r:id="rIdsixochsrozi7xgnhhujsv">
+      <w:hyperlink w:history="1" r:id="rIdiftmc2tzppfl_vpjig_ke">
         <w:r>
           <w:rPr>
             <w:rStyle w:val="Hyperlink"/>
@@ -683,7 +683,7 @@
           <w:numId w:val="2"/>
         </w:numPr>
       </w:pPr>
-      <w:hyperlink w:history="1" r:id="rIdpb1ds15fjvb7-qn_zq47o">
+      <w:hyperlink w:history="1" r:id="rIdrtvg2bf12ymhulyc383y0">
         <w:r>
           <w:rPr>
             <w:rStyle w:val="Hyperlink"/>
@@ -731,7 +731,7 @@
       <w:r>
         <w:t xml:space="preserve"> — créé — </w:t>
       </w:r>
-      <w:hyperlink w:history="1" r:id="rIdckwuvl_wnxvl_3whbdgh-">
+      <w:hyperlink w:history="1" r:id="rIdxuhgm7htlft9vazdkrex0">
         <w:r>
           <w:rPr>
             <w:rStyle w:val="Hyperlink"/>
@@ -768,7 +768,7 @@
       <w:r>
         <w:t xml:space="preserve"> — créé — </w:t>
       </w:r>
-      <w:hyperlink w:history="1" r:id="rIdfnh1g9cgohabhhuolbduj">
+      <w:hyperlink w:history="1" r:id="rIdasw01iynv9hlqs_5x89lp">
         <w:r>
           <w:rPr>
             <w:rStyle w:val="Hyperlink"/>
@@ -797,7 +797,7 @@
       <w:r>
         <w:t xml:space="preserve"> — modifié — </w:t>
       </w:r>
-      <w:hyperlink w:history="1" r:id="rIdinf9pqjzaevyvt35zcafu">
+      <w:hyperlink w:history="1" r:id="rIdeip14x-khwtlswdpcbraa">
         <w:r>
           <w:rPr>
             <w:rStyle w:val="Hyperlink"/>
@@ -826,7 +826,7 @@
       <w:r>
         <w:t xml:space="preserve"> — créé — </w:t>
       </w:r>
-      <w:hyperlink w:history="1" r:id="rIdddnoopt1ibfwm0is6xcfr">
+      <w:hyperlink w:history="1" r:id="rIdnpn3_lwzyhffg0r7ezmi5">
         <w:r>
           <w:rPr>
             <w:rStyle w:val="Hyperlink"/>
@@ -863,7 +863,7 @@
       <w:r>
         <w:t xml:space="preserve"> — modifié — </w:t>
       </w:r>
-      <w:hyperlink w:history="1" r:id="rIdrxmtlxicekdflkvsxvv7d">
+      <w:hyperlink w:history="1" r:id="rIdyp654ztmqd756afzaoawr">
         <w:r>
           <w:rPr>
             <w:rStyle w:val="Hyperlink"/>
@@ -892,7 +892,7 @@
       <w:r>
         <w:t xml:space="preserve"> — modifié — </w:t>
       </w:r>
-      <w:hyperlink w:history="1" r:id="rIdpx6et7tkapeghiofwxhez">
+      <w:hyperlink w:history="1" r:id="rIdg18ykrcj-gqkpsnindu6b">
         <w:r>
           <w:rPr>
             <w:rStyle w:val="Hyperlink"/>
@@ -921,7 +921,7 @@
       <w:r>
         <w:t xml:space="preserve"> — modifié — </w:t>
       </w:r>
-      <w:hyperlink w:history="1" r:id="rIdmzdztz3nyt-fnmnaaxukv">
+      <w:hyperlink w:history="1" r:id="rIdtnfox-qg70uwftzraj805">
         <w:r>
           <w:rPr>
             <w:rStyle w:val="Hyperlink"/>
@@ -950,7 +950,7 @@
       <w:r>
         <w:t xml:space="preserve"> — modifié — </w:t>
       </w:r>
-      <w:hyperlink w:history="1" r:id="rIdy9r2eg3hmct4d28ukbz2x">
+      <w:hyperlink w:history="1" r:id="rIdtuus07izxiyna4qn1tymj">
         <w:r>
           <w:rPr>
             <w:rStyle w:val="Hyperlink"/>
@@ -979,7 +979,7 @@
       <w:r>
         <w:t xml:space="preserve"> — modifié — </w:t>
       </w:r>
-      <w:hyperlink w:history="1" r:id="rId2fpqi3mqszwnbs6ebomxg">
+      <w:hyperlink w:history="1" r:id="rId_ymu1pjb9oebo_hp0uul-">
         <w:r>
           <w:rPr>
             <w:rStyle w:val="Hyperlink"/>
@@ -1016,7 +1016,7 @@
       <w:r>
         <w:t xml:space="preserve"> — modifié — </w:t>
       </w:r>
-      <w:hyperlink w:history="1" r:id="rIdi7lnsnr9u4sqlcdvep25u">
+      <w:hyperlink w:history="1" r:id="rIdq5mjmra5gujcqnzgjn2vi">
         <w:r>
           <w:rPr>
             <w:rStyle w:val="Hyperlink"/>
@@ -1045,7 +1045,7 @@
       <w:r>
         <w:t xml:space="preserve"> — modifié — </w:t>
       </w:r>
-      <w:hyperlink w:history="1" r:id="rIdvztyzfcmf1l0xugxiofjy">
+      <w:hyperlink w:history="1" r:id="rIduuvsf0rmdvkodmddanafy">
         <w:r>
           <w:rPr>
             <w:rStyle w:val="Hyperlink"/>
@@ -1074,7 +1074,7 @@
       <w:r>
         <w:t xml:space="preserve"> — modifié — </w:t>
       </w:r>
-      <w:hyperlink w:history="1" r:id="rIdzyrvgygavtwvyyaod-wlu">
+      <w:hyperlink w:history="1" r:id="rIdm8iwx43wth6aygzezdj1s">
         <w:r>
           <w:rPr>
             <w:rStyle w:val="Hyperlink"/>
@@ -1111,7 +1111,7 @@
       <w:r>
         <w:t xml:space="preserve"> — modifié — </w:t>
       </w:r>
-      <w:hyperlink w:history="1" r:id="rIdki9w2n9ymbrpjeplxi8p6">
+      <w:hyperlink w:history="1" r:id="rIduq_r2qxdqubmhb28yb_ye">
         <w:r>
           <w:rPr>
             <w:rStyle w:val="Hyperlink"/>
@@ -1140,7 +1140,7 @@
       <w:r>
         <w:t xml:space="preserve"> — modifié — </w:t>
       </w:r>
-      <w:hyperlink w:history="1" r:id="rId2ek_gn24yinsepqqdvi5a">
+      <w:hyperlink w:history="1" r:id="rIdtydrvwmfzqhksv9k6z_op">
         <w:r>
           <w:rPr>
             <w:rStyle w:val="Hyperlink"/>
@@ -1169,7 +1169,7 @@
       <w:r>
         <w:t xml:space="preserve"> — modifié — </w:t>
       </w:r>
-      <w:hyperlink w:history="1" r:id="rIdgacdlizak8htyxsziepnr">
+      <w:hyperlink w:history="1" r:id="rId4c_vliil_wienbx38bmm7">
         <w:r>
           <w:rPr>
             <w:rStyle w:val="Hyperlink"/>
@@ -1198,7 +1198,7 @@
       <w:r>
         <w:t xml:space="preserve"> — modifié — </w:t>
       </w:r>
-      <w:hyperlink w:history="1" r:id="rIdlbisgicinxhq5o8dwkm8e">
+      <w:hyperlink w:history="1" r:id="rId1ughox87jwma3jekvkx1o">
         <w:r>
           <w:rPr>
             <w:rStyle w:val="Hyperlink"/>
@@ -1227,7 +1227,7 @@
       <w:r>
         <w:t xml:space="preserve"> — modifié — </w:t>
       </w:r>
-      <w:hyperlink w:history="1" r:id="rIdugdynof8r_1sr4qbmer_q">
+      <w:hyperlink w:history="1" r:id="rIdwsa0aqdatadsdwi4begmr">
         <w:r>
           <w:rPr>
             <w:rStyle w:val="Hyperlink"/>
@@ -1256,7 +1256,7 @@
       <w:r>
         <w:t xml:space="preserve"> — modifié — </w:t>
       </w:r>
-      <w:hyperlink w:history="1" r:id="rIdxnncv0dna-ztelsvtu4vz">
+      <w:hyperlink w:history="1" r:id="rIdiprufwcpbwynzp9e04l5m">
         <w:r>
           <w:rPr>
             <w:rStyle w:val="Hyperlink"/>
@@ -1285,7 +1285,7 @@
       <w:r>
         <w:t xml:space="preserve"> — modifié — </w:t>
       </w:r>
-      <w:hyperlink w:history="1" r:id="rIdk8t3augfvdy39bi5v9sa0">
+      <w:hyperlink w:history="1" r:id="rIdftbeq-bcx04s7crdnpjon">
         <w:r>
           <w:rPr>
             <w:rStyle w:val="Hyperlink"/>
@@ -1314,7 +1314,7 @@
       <w:r>
         <w:t xml:space="preserve"> — modifié — </w:t>
       </w:r>
-      <w:hyperlink w:history="1" r:id="rIdckkqy024kjki6moxoxd_l">
+      <w:hyperlink w:history="1" r:id="rIdwkch-i4oci3phjuw4h6n7">
         <w:r>
           <w:rPr>
             <w:rStyle w:val="Hyperlink"/>
@@ -1343,7 +1343,7 @@
       <w:r>
         <w:t xml:space="preserve"> — modifié — </w:t>
       </w:r>
-      <w:hyperlink w:history="1" r:id="rId2tvwybckyvzrbzjvq115p">
+      <w:hyperlink w:history="1" r:id="rIdudrditx2-cs4iqrofwpjs">
         <w:r>
           <w:rPr>
             <w:rStyle w:val="Hyperlink"/>
@@ -1372,7 +1372,7 @@
       <w:r>
         <w:t xml:space="preserve"> — modifié — </w:t>
       </w:r>
-      <w:hyperlink w:history="1" r:id="rIdabsx7hh-zcm1vep-xjb2c">
+      <w:hyperlink w:history="1" r:id="rIdbmywlrpbt5uz6vimkqphc">
         <w:r>
           <w:rPr>
             <w:rStyle w:val="Hyperlink"/>
@@ -1401,7 +1401,7 @@
       <w:r>
         <w:t xml:space="preserve"> — modifié — </w:t>
       </w:r>
-      <w:hyperlink w:history="1" r:id="rIdmivakuxj925p8d25oycu-">
+      <w:hyperlink w:history="1" r:id="rIdqmrxvb4dbp3svb9ggt8qc">
         <w:r>
           <w:rPr>
             <w:rStyle w:val="Hyperlink"/>
@@ -1430,7 +1430,7 @@
       <w:r>
         <w:t xml:space="preserve"> — modifié — </w:t>
       </w:r>
-      <w:hyperlink w:history="1" r:id="rId7plxu87v4nkrkxqrrewpw">
+      <w:hyperlink w:history="1" r:id="rId2jjw42_aqzk-ex_3dgete">
         <w:r>
           <w:rPr>
             <w:rStyle w:val="Hyperlink"/>

--- a/docs/developpement/phases/word/PHASE_70_DECOR_FIXE_STOCK_DANS_LORDRE_OUVERTURE_DEPUIS_EN_DIRECT_STOCK_DES_EVEN.docx
+++ b/docs/developpement/phases/word/PHASE_70_DECOR_FIXE_STOCK_DANS_LORDRE_OUVERTURE_DEPUIS_EN_DIRECT_STOCK_DES_EVEN.docx
@@ -18,9 +18,9 @@
         <w:shd w:fill="F6F3FF" w:color="auto" w:val="clear"/>
       </w:pPr>
       <w:r>
-        <w:t xml:space="preserve">FlaiX Expert · dossier de développement · généré le 2026-10-24 depuis le dépôt </w:t>
-      </w:r>
-      <w:hyperlink w:history="1" r:id="rIda2tcwv_hobrdws8tx9-5x">
+        <w:t xml:space="preserve">FlaiX Expert · dossier de développement · généré le 2026-10-25 depuis le dépôt </w:t>
+      </w:r>
+      <w:hyperlink w:history="1" r:id="rIdc5pjvfy6ghln3m-hctvgm">
         <w:r>
           <w:rPr>
             <w:rStyle w:val="Hyperlink"/>
@@ -603,7 +603,7 @@
           <w:numId w:val="2"/>
         </w:numPr>
       </w:pPr>
-      <w:hyperlink w:history="1" r:id="rIdxgsl2nkrw1np7cbftcca_">
+      <w:hyperlink w:history="1" r:id="rIdj4gi4pwuffr8gq6ifhsew">
         <w:r>
           <w:rPr>
             <w:rStyle w:val="Hyperlink"/>
@@ -623,7 +623,7 @@
           <w:numId w:val="2"/>
         </w:numPr>
       </w:pPr>
-      <w:hyperlink w:history="1" r:id="rId2zvsdu_kja54euv2ggxz5">
+      <w:hyperlink w:history="1" r:id="rIdhafgudbekvihb1g0i9iou">
         <w:r>
           <w:rPr>
             <w:rStyle w:val="Hyperlink"/>
@@ -643,7 +643,7 @@
           <w:numId w:val="2"/>
         </w:numPr>
       </w:pPr>
-      <w:hyperlink w:history="1" r:id="rId5e_vfxvdmkqhcyx4lfh31">
+      <w:hyperlink w:history="1" r:id="rIdhvwk3ydi5co99vrpftxzx">
         <w:r>
           <w:rPr>
             <w:rStyle w:val="Hyperlink"/>
@@ -663,7 +663,7 @@
           <w:numId w:val="2"/>
         </w:numPr>
       </w:pPr>
-      <w:hyperlink w:history="1" r:id="rIdiftmc2tzppfl_vpjig_ke">
+      <w:hyperlink w:history="1" r:id="rIdbahk21vfw2pmi7bcy-i8w">
         <w:r>
           <w:rPr>
             <w:rStyle w:val="Hyperlink"/>
@@ -683,7 +683,7 @@
           <w:numId w:val="2"/>
         </w:numPr>
       </w:pPr>
-      <w:hyperlink w:history="1" r:id="rIdrtvg2bf12ymhulyc383y0">
+      <w:hyperlink w:history="1" r:id="rIdsnvsq8nkmyd37xiojwkcy">
         <w:r>
           <w:rPr>
             <w:rStyle w:val="Hyperlink"/>
@@ -731,7 +731,7 @@
       <w:r>
         <w:t xml:space="preserve"> — créé — </w:t>
       </w:r>
-      <w:hyperlink w:history="1" r:id="rIdxuhgm7htlft9vazdkrex0">
+      <w:hyperlink w:history="1" r:id="rIdtnauabe2xredszdjfxpyv">
         <w:r>
           <w:rPr>
             <w:rStyle w:val="Hyperlink"/>
@@ -768,7 +768,7 @@
       <w:r>
         <w:t xml:space="preserve"> — créé — </w:t>
       </w:r>
-      <w:hyperlink w:history="1" r:id="rIdasw01iynv9hlqs_5x89lp">
+      <w:hyperlink w:history="1" r:id="rIdr-0szqbbrqa70nisdfp4k">
         <w:r>
           <w:rPr>
             <w:rStyle w:val="Hyperlink"/>
@@ -797,7 +797,7 @@
       <w:r>
         <w:t xml:space="preserve"> — modifié — </w:t>
       </w:r>
-      <w:hyperlink w:history="1" r:id="rIdeip14x-khwtlswdpcbraa">
+      <w:hyperlink w:history="1" r:id="rIdssn348xrck285bzubq9ud">
         <w:r>
           <w:rPr>
             <w:rStyle w:val="Hyperlink"/>
@@ -826,7 +826,7 @@
       <w:r>
         <w:t xml:space="preserve"> — créé — </w:t>
       </w:r>
-      <w:hyperlink w:history="1" r:id="rIdnpn3_lwzyhffg0r7ezmi5">
+      <w:hyperlink w:history="1" r:id="rIdv__tlgcxr-gx6pqvhlwnx">
         <w:r>
           <w:rPr>
             <w:rStyle w:val="Hyperlink"/>
@@ -863,7 +863,7 @@
       <w:r>
         <w:t xml:space="preserve"> — modifié — </w:t>
       </w:r>
-      <w:hyperlink w:history="1" r:id="rIdyp654ztmqd756afzaoawr">
+      <w:hyperlink w:history="1" r:id="rIdlm5jc9wyeq98tt3slh_vn">
         <w:r>
           <w:rPr>
             <w:rStyle w:val="Hyperlink"/>
@@ -892,7 +892,7 @@
       <w:r>
         <w:t xml:space="preserve"> — modifié — </w:t>
       </w:r>
-      <w:hyperlink w:history="1" r:id="rIdg18ykrcj-gqkpsnindu6b">
+      <w:hyperlink w:history="1" r:id="rIdrvsrmwu5auhyop8v_5egs">
         <w:r>
           <w:rPr>
             <w:rStyle w:val="Hyperlink"/>
@@ -921,7 +921,7 @@
       <w:r>
         <w:t xml:space="preserve"> — modifié — </w:t>
       </w:r>
-      <w:hyperlink w:history="1" r:id="rIdtnfox-qg70uwftzraj805">
+      <w:hyperlink w:history="1" r:id="rIdpi2_p9tkgt4lmy4oaeezx">
         <w:r>
           <w:rPr>
             <w:rStyle w:val="Hyperlink"/>
@@ -950,7 +950,7 @@
       <w:r>
         <w:t xml:space="preserve"> — modifié — </w:t>
       </w:r>
-      <w:hyperlink w:history="1" r:id="rIdtuus07izxiyna4qn1tymj">
+      <w:hyperlink w:history="1" r:id="rId5jlguusgk5twpjdkwpfdb">
         <w:r>
           <w:rPr>
             <w:rStyle w:val="Hyperlink"/>
@@ -979,7 +979,7 @@
       <w:r>
         <w:t xml:space="preserve"> — modifié — </w:t>
       </w:r>
-      <w:hyperlink w:history="1" r:id="rId_ymu1pjb9oebo_hp0uul-">
+      <w:hyperlink w:history="1" r:id="rId5ydccfp2t9opsggetcytj">
         <w:r>
           <w:rPr>
             <w:rStyle w:val="Hyperlink"/>
@@ -1016,7 +1016,7 @@
       <w:r>
         <w:t xml:space="preserve"> — modifié — </w:t>
       </w:r>
-      <w:hyperlink w:history="1" r:id="rIdq5mjmra5gujcqnzgjn2vi">
+      <w:hyperlink w:history="1" r:id="rIds2lrzzhkowyklq-nebqbw">
         <w:r>
           <w:rPr>
             <w:rStyle w:val="Hyperlink"/>
@@ -1045,7 +1045,7 @@
       <w:r>
         <w:t xml:space="preserve"> — modifié — </w:t>
       </w:r>
-      <w:hyperlink w:history="1" r:id="rIduuvsf0rmdvkodmddanafy">
+      <w:hyperlink w:history="1" r:id="rIdjutxiws6pnwuvbyserwbp">
         <w:r>
           <w:rPr>
             <w:rStyle w:val="Hyperlink"/>
@@ -1074,7 +1074,7 @@
       <w:r>
         <w:t xml:space="preserve"> — modifié — </w:t>
       </w:r>
-      <w:hyperlink w:history="1" r:id="rIdm8iwx43wth6aygzezdj1s">
+      <w:hyperlink w:history="1" r:id="rIdawmoizyjht9vkeguo3zpo">
         <w:r>
           <w:rPr>
             <w:rStyle w:val="Hyperlink"/>
@@ -1111,7 +1111,7 @@
       <w:r>
         <w:t xml:space="preserve"> — modifié — </w:t>
       </w:r>
-      <w:hyperlink w:history="1" r:id="rIduq_r2qxdqubmhb28yb_ye">
+      <w:hyperlink w:history="1" r:id="rIdlkdx9rwfdxljrq9rlcg4e">
         <w:r>
           <w:rPr>
             <w:rStyle w:val="Hyperlink"/>
@@ -1140,7 +1140,7 @@
       <w:r>
         <w:t xml:space="preserve"> — modifié — </w:t>
       </w:r>
-      <w:hyperlink w:history="1" r:id="rIdtydrvwmfzqhksv9k6z_op">
+      <w:hyperlink w:history="1" r:id="rIdryxqpkcrlmc-l6rekbgyr">
         <w:r>
           <w:rPr>
             <w:rStyle w:val="Hyperlink"/>
@@ -1169,7 +1169,7 @@
       <w:r>
         <w:t xml:space="preserve"> — modifié — </w:t>
       </w:r>
-      <w:hyperlink w:history="1" r:id="rId4c_vliil_wienbx38bmm7">
+      <w:hyperlink w:history="1" r:id="rIdaupphes9okib6etl2gwo7">
         <w:r>
           <w:rPr>
             <w:rStyle w:val="Hyperlink"/>
@@ -1198,7 +1198,7 @@
       <w:r>
         <w:t xml:space="preserve"> — modifié — </w:t>
       </w:r>
-      <w:hyperlink w:history="1" r:id="rId1ughox87jwma3jekvkx1o">
+      <w:hyperlink w:history="1" r:id="rId4wje8ysh1ydexl6owrvjk">
         <w:r>
           <w:rPr>
             <w:rStyle w:val="Hyperlink"/>
@@ -1227,7 +1227,7 @@
       <w:r>
         <w:t xml:space="preserve"> — modifié — </w:t>
       </w:r>
-      <w:hyperlink w:history="1" r:id="rIdwsa0aqdatadsdwi4begmr">
+      <w:hyperlink w:history="1" r:id="rIdhnpg-hzp9jauoksler2u6">
         <w:r>
           <w:rPr>
             <w:rStyle w:val="Hyperlink"/>
@@ -1256,7 +1256,7 @@
       <w:r>
         <w:t xml:space="preserve"> — modifié — </w:t>
       </w:r>
-      <w:hyperlink w:history="1" r:id="rIdiprufwcpbwynzp9e04l5m">
+      <w:hyperlink w:history="1" r:id="rId-pfjxb-3jk7zc5xci51jl">
         <w:r>
           <w:rPr>
             <w:rStyle w:val="Hyperlink"/>
@@ -1285,7 +1285,7 @@
       <w:r>
         <w:t xml:space="preserve"> — modifié — </w:t>
       </w:r>
-      <w:hyperlink w:history="1" r:id="rIdftbeq-bcx04s7crdnpjon">
+      <w:hyperlink w:history="1" r:id="rIdn8q67rggb9hl8kbz7ebve">
         <w:r>
           <w:rPr>
             <w:rStyle w:val="Hyperlink"/>
@@ -1314,7 +1314,7 @@
       <w:r>
         <w:t xml:space="preserve"> — modifié — </w:t>
       </w:r>
-      <w:hyperlink w:history="1" r:id="rIdwkch-i4oci3phjuw4h6n7">
+      <w:hyperlink w:history="1" r:id="rIdprkqnxvvkqr39azhowxw-">
         <w:r>
           <w:rPr>
             <w:rStyle w:val="Hyperlink"/>
@@ -1343,7 +1343,7 @@
       <w:r>
         <w:t xml:space="preserve"> — modifié — </w:t>
       </w:r>
-      <w:hyperlink w:history="1" r:id="rIdudrditx2-cs4iqrofwpjs">
+      <w:hyperlink w:history="1" r:id="rIdyg2h6koj4dravshl2xafv">
         <w:r>
           <w:rPr>
             <w:rStyle w:val="Hyperlink"/>
@@ -1372,7 +1372,7 @@
       <w:r>
         <w:t xml:space="preserve"> — modifié — </w:t>
       </w:r>
-      <w:hyperlink w:history="1" r:id="rIdbmywlrpbt5uz6vimkqphc">
+      <w:hyperlink w:history="1" r:id="rId1hx5pndvoimotoqsy7ecm">
         <w:r>
           <w:rPr>
             <w:rStyle w:val="Hyperlink"/>
@@ -1401,7 +1401,7 @@
       <w:r>
         <w:t xml:space="preserve"> — modifié — </w:t>
       </w:r>
-      <w:hyperlink w:history="1" r:id="rIdqmrxvb4dbp3svb9ggt8qc">
+      <w:hyperlink w:history="1" r:id="rIdrkl2zp47c6atbwgfunhpy">
         <w:r>
           <w:rPr>
             <w:rStyle w:val="Hyperlink"/>
@@ -1430,7 +1430,7 @@
       <w:r>
         <w:t xml:space="preserve"> — modifié — </w:t>
       </w:r>
-      <w:hyperlink w:history="1" r:id="rId2jjw42_aqzk-ex_3dgete">
+      <w:hyperlink w:history="1" r:id="rId9n3cy9-m_bwvvfsjctn2_">
         <w:r>
           <w:rPr>
             <w:rStyle w:val="Hyperlink"/>

--- a/docs/developpement/phases/word/PHASE_70_DECOR_FIXE_STOCK_DANS_LORDRE_OUVERTURE_DEPUIS_EN_DIRECT_STOCK_DES_EVEN.docx
+++ b/docs/developpement/phases/word/PHASE_70_DECOR_FIXE_STOCK_DANS_LORDRE_OUVERTURE_DEPUIS_EN_DIRECT_STOCK_DES_EVEN.docx
@@ -20,7 +20,7 @@
       <w:r>
         <w:t xml:space="preserve">FlaiX Expert · dossier de développement · généré le 2026-10-25 depuis le dépôt </w:t>
       </w:r>
-      <w:hyperlink w:history="1" r:id="rIdc5pjvfy6ghln3m-hctvgm">
+      <w:hyperlink w:history="1" r:id="rIdysudh3yasxzd5ce0itzpq">
         <w:r>
           <w:rPr>
             <w:rStyle w:val="Hyperlink"/>
@@ -603,7 +603,7 @@
           <w:numId w:val="2"/>
         </w:numPr>
       </w:pPr>
-      <w:hyperlink w:history="1" r:id="rIdj4gi4pwuffr8gq6ifhsew">
+      <w:hyperlink w:history="1" r:id="rIdu-fdztsncu4fnxjmz-wvd">
         <w:r>
           <w:rPr>
             <w:rStyle w:val="Hyperlink"/>
@@ -623,7 +623,7 @@
           <w:numId w:val="2"/>
         </w:numPr>
       </w:pPr>
-      <w:hyperlink w:history="1" r:id="rIdhafgudbekvihb1g0i9iou">
+      <w:hyperlink w:history="1" r:id="rIdvt5_4dsovpcmf5iq5eka-">
         <w:r>
           <w:rPr>
             <w:rStyle w:val="Hyperlink"/>
@@ -643,7 +643,7 @@
           <w:numId w:val="2"/>
         </w:numPr>
       </w:pPr>
-      <w:hyperlink w:history="1" r:id="rIdhvwk3ydi5co99vrpftxzx">
+      <w:hyperlink w:history="1" r:id="rId6cd10e5ope2ok3yjf0_hv">
         <w:r>
           <w:rPr>
             <w:rStyle w:val="Hyperlink"/>
@@ -663,7 +663,7 @@
           <w:numId w:val="2"/>
         </w:numPr>
       </w:pPr>
-      <w:hyperlink w:history="1" r:id="rIdbahk21vfw2pmi7bcy-i8w">
+      <w:hyperlink w:history="1" r:id="rIdixotbdbenmffc0j5ecjnr">
         <w:r>
           <w:rPr>
             <w:rStyle w:val="Hyperlink"/>
@@ -683,7 +683,7 @@
           <w:numId w:val="2"/>
         </w:numPr>
       </w:pPr>
-      <w:hyperlink w:history="1" r:id="rIdsnvsq8nkmyd37xiojwkcy">
+      <w:hyperlink w:history="1" r:id="rIdqelqpahnjm3ir7v5cziag">
         <w:r>
           <w:rPr>
             <w:rStyle w:val="Hyperlink"/>
@@ -731,7 +731,7 @@
       <w:r>
         <w:t xml:space="preserve"> — créé — </w:t>
       </w:r>
-      <w:hyperlink w:history="1" r:id="rIdtnauabe2xredszdjfxpyv">
+      <w:hyperlink w:history="1" r:id="rIdjoucjj56wjuskzo9bx0a5">
         <w:r>
           <w:rPr>
             <w:rStyle w:val="Hyperlink"/>
@@ -768,7 +768,7 @@
       <w:r>
         <w:t xml:space="preserve"> — créé — </w:t>
       </w:r>
-      <w:hyperlink w:history="1" r:id="rIdr-0szqbbrqa70nisdfp4k">
+      <w:hyperlink w:history="1" r:id="rIdl65rnw28dnqosdbritmh3">
         <w:r>
           <w:rPr>
             <w:rStyle w:val="Hyperlink"/>
@@ -797,7 +797,7 @@
       <w:r>
         <w:t xml:space="preserve"> — modifié — </w:t>
       </w:r>
-      <w:hyperlink w:history="1" r:id="rIdssn348xrck285bzubq9ud">
+      <w:hyperlink w:history="1" r:id="rIdjbcm4la7hnsqtjbsv0z9d">
         <w:r>
           <w:rPr>
             <w:rStyle w:val="Hyperlink"/>
@@ -826,7 +826,7 @@
       <w:r>
         <w:t xml:space="preserve"> — créé — </w:t>
       </w:r>
-      <w:hyperlink w:history="1" r:id="rIdv__tlgcxr-gx6pqvhlwnx">
+      <w:hyperlink w:history="1" r:id="rIdod-ktk5m1tnqrj2zngflk">
         <w:r>
           <w:rPr>
             <w:rStyle w:val="Hyperlink"/>
@@ -863,7 +863,7 @@
       <w:r>
         <w:t xml:space="preserve"> — modifié — </w:t>
       </w:r>
-      <w:hyperlink w:history="1" r:id="rIdlm5jc9wyeq98tt3slh_vn">
+      <w:hyperlink w:history="1" r:id="rIdgjvrq9dnr8k1beooutvod">
         <w:r>
           <w:rPr>
             <w:rStyle w:val="Hyperlink"/>
@@ -892,7 +892,7 @@
       <w:r>
         <w:t xml:space="preserve"> — modifié — </w:t>
       </w:r>
-      <w:hyperlink w:history="1" r:id="rIdrvsrmwu5auhyop8v_5egs">
+      <w:hyperlink w:history="1" r:id="rId0w6tdsnp9a-awiahnw_ml">
         <w:r>
           <w:rPr>
             <w:rStyle w:val="Hyperlink"/>
@@ -921,7 +921,7 @@
       <w:r>
         <w:t xml:space="preserve"> — modifié — </w:t>
       </w:r>
-      <w:hyperlink w:history="1" r:id="rIdpi2_p9tkgt4lmy4oaeezx">
+      <w:hyperlink w:history="1" r:id="rIdu7imvtmpqx5xdg24vj66e">
         <w:r>
           <w:rPr>
             <w:rStyle w:val="Hyperlink"/>
@@ -950,7 +950,7 @@
       <w:r>
         <w:t xml:space="preserve"> — modifié — </w:t>
       </w:r>
-      <w:hyperlink w:history="1" r:id="rId5jlguusgk5twpjdkwpfdb">
+      <w:hyperlink w:history="1" r:id="rIdspr07v6k5ufoqg1iu9lk4">
         <w:r>
           <w:rPr>
             <w:rStyle w:val="Hyperlink"/>
@@ -979,7 +979,7 @@
       <w:r>
         <w:t xml:space="preserve"> — modifié — </w:t>
       </w:r>
-      <w:hyperlink w:history="1" r:id="rId5ydccfp2t9opsggetcytj">
+      <w:hyperlink w:history="1" r:id="rIdyv14wigqknvx0wxrswej-">
         <w:r>
           <w:rPr>
             <w:rStyle w:val="Hyperlink"/>
@@ -1016,7 +1016,7 @@
       <w:r>
         <w:t xml:space="preserve"> — modifié — </w:t>
       </w:r>
-      <w:hyperlink w:history="1" r:id="rIds2lrzzhkowyklq-nebqbw">
+      <w:hyperlink w:history="1" r:id="rIdfajtrrsx6rvzyun_mwism">
         <w:r>
           <w:rPr>
             <w:rStyle w:val="Hyperlink"/>
@@ -1045,7 +1045,7 @@
       <w:r>
         <w:t xml:space="preserve"> — modifié — </w:t>
       </w:r>
-      <w:hyperlink w:history="1" r:id="rIdjutxiws6pnwuvbyserwbp">
+      <w:hyperlink w:history="1" r:id="rIdblbfc7xakqvg37p4usvct">
         <w:r>
           <w:rPr>
             <w:rStyle w:val="Hyperlink"/>
@@ -1074,7 +1074,7 @@
       <w:r>
         <w:t xml:space="preserve"> — modifié — </w:t>
       </w:r>
-      <w:hyperlink w:history="1" r:id="rIdawmoizyjht9vkeguo3zpo">
+      <w:hyperlink w:history="1" r:id="rIdlnih2nrs_zquwyza9bupt">
         <w:r>
           <w:rPr>
             <w:rStyle w:val="Hyperlink"/>
@@ -1111,7 +1111,7 @@
       <w:r>
         <w:t xml:space="preserve"> — modifié — </w:t>
       </w:r>
-      <w:hyperlink w:history="1" r:id="rIdlkdx9rwfdxljrq9rlcg4e">
+      <w:hyperlink w:history="1" r:id="rIdazkc5ehp30iq6aqfe6wmj">
         <w:r>
           <w:rPr>
             <w:rStyle w:val="Hyperlink"/>
@@ -1140,7 +1140,7 @@
       <w:r>
         <w:t xml:space="preserve"> — modifié — </w:t>
       </w:r>
-      <w:hyperlink w:history="1" r:id="rIdryxqpkcrlmc-l6rekbgyr">
+      <w:hyperlink w:history="1" r:id="rIdkx757imkkbqtvla-t4ig5">
         <w:r>
           <w:rPr>
             <w:rStyle w:val="Hyperlink"/>
@@ -1169,7 +1169,7 @@
       <w:r>
         <w:t xml:space="preserve"> — modifié — </w:t>
       </w:r>
-      <w:hyperlink w:history="1" r:id="rIdaupphes9okib6etl2gwo7">
+      <w:hyperlink w:history="1" r:id="rIdlodb_sikbszpwa1w9gjw7">
         <w:r>
           <w:rPr>
             <w:rStyle w:val="Hyperlink"/>
@@ -1198,7 +1198,7 @@
       <w:r>
         <w:t xml:space="preserve"> — modifié — </w:t>
       </w:r>
-      <w:hyperlink w:history="1" r:id="rId4wje8ysh1ydexl6owrvjk">
+      <w:hyperlink w:history="1" r:id="rIdf0g1xfmgvhb3pvhvwxqu4">
         <w:r>
           <w:rPr>
             <w:rStyle w:val="Hyperlink"/>
@@ -1227,7 +1227,7 @@
       <w:r>
         <w:t xml:space="preserve"> — modifié — </w:t>
       </w:r>
-      <w:hyperlink w:history="1" r:id="rIdhnpg-hzp9jauoksler2u6">
+      <w:hyperlink w:history="1" r:id="rIdxlprav0gjnm2q0wrrjeys">
         <w:r>
           <w:rPr>
             <w:rStyle w:val="Hyperlink"/>
@@ -1256,7 +1256,7 @@
       <w:r>
         <w:t xml:space="preserve"> — modifié — </w:t>
       </w:r>
-      <w:hyperlink w:history="1" r:id="rId-pfjxb-3jk7zc5xci51jl">
+      <w:hyperlink w:history="1" r:id="rId-hhfz_gkup1jvdtg3bkja">
         <w:r>
           <w:rPr>
             <w:rStyle w:val="Hyperlink"/>
@@ -1285,7 +1285,7 @@
       <w:r>
         <w:t xml:space="preserve"> — modifié — </w:t>
       </w:r>
-      <w:hyperlink w:history="1" r:id="rIdn8q67rggb9hl8kbz7ebve">
+      <w:hyperlink w:history="1" r:id="rId1cqxzs2uugjohoql7gagk">
         <w:r>
           <w:rPr>
             <w:rStyle w:val="Hyperlink"/>
@@ -1314,7 +1314,7 @@
       <w:r>
         <w:t xml:space="preserve"> — modifié — </w:t>
       </w:r>
-      <w:hyperlink w:history="1" r:id="rIdprkqnxvvkqr39azhowxw-">
+      <w:hyperlink w:history="1" r:id="rId8nka8--so_lx7ldg1yvor">
         <w:r>
           <w:rPr>
             <w:rStyle w:val="Hyperlink"/>
@@ -1343,7 +1343,7 @@
       <w:r>
         <w:t xml:space="preserve"> — modifié — </w:t>
       </w:r>
-      <w:hyperlink w:history="1" r:id="rIdyg2h6koj4dravshl2xafv">
+      <w:hyperlink w:history="1" r:id="rIdvbpb9f4k_3ibammeqzt_n">
         <w:r>
           <w:rPr>
             <w:rStyle w:val="Hyperlink"/>
@@ -1372,7 +1372,7 @@
       <w:r>
         <w:t xml:space="preserve"> — modifié — </w:t>
       </w:r>
-      <w:hyperlink w:history="1" r:id="rId1hx5pndvoimotoqsy7ecm">
+      <w:hyperlink w:history="1" r:id="rIdxa_3k74g5p29xwniklc3k">
         <w:r>
           <w:rPr>
             <w:rStyle w:val="Hyperlink"/>
@@ -1401,7 +1401,7 @@
       <w:r>
         <w:t xml:space="preserve"> — modifié — </w:t>
       </w:r>
-      <w:hyperlink w:history="1" r:id="rIdrkl2zp47c6atbwgfunhpy">
+      <w:hyperlink w:history="1" r:id="rIdub3i1uqdl8pcorubwsbhl">
         <w:r>
           <w:rPr>
             <w:rStyle w:val="Hyperlink"/>
@@ -1430,7 +1430,7 @@
       <w:r>
         <w:t xml:space="preserve"> — modifié — </w:t>
       </w:r>
-      <w:hyperlink w:history="1" r:id="rId9n3cy9-m_bwvvfsjctn2_">
+      <w:hyperlink w:history="1" r:id="rIdye0nqmrcdmi5sobhquhsc">
         <w:r>
           <w:rPr>
             <w:rStyle w:val="Hyperlink"/>

--- a/docs/developpement/phases/word/PHASE_70_DECOR_FIXE_STOCK_DANS_LORDRE_OUVERTURE_DEPUIS_EN_DIRECT_STOCK_DES_EVEN.docx
+++ b/docs/developpement/phases/word/PHASE_70_DECOR_FIXE_STOCK_DANS_LORDRE_OUVERTURE_DEPUIS_EN_DIRECT_STOCK_DES_EVEN.docx
@@ -20,7 +20,7 @@
       <w:r>
         <w:t xml:space="preserve">FlaiX Expert · dossier de développement · généré le 2026-10-25 depuis le dépôt </w:t>
       </w:r>
-      <w:hyperlink w:history="1" r:id="rIdysudh3yasxzd5ce0itzpq">
+      <w:hyperlink w:history="1" r:id="rIdlhv9eyiiuda1misxq7qnn">
         <w:r>
           <w:rPr>
             <w:rStyle w:val="Hyperlink"/>
@@ -603,7 +603,7 @@
           <w:numId w:val="2"/>
         </w:numPr>
       </w:pPr>
-      <w:hyperlink w:history="1" r:id="rIdu-fdztsncu4fnxjmz-wvd">
+      <w:hyperlink w:history="1" r:id="rIdxnhqdld8ifrvqgwjjgfcw">
         <w:r>
           <w:rPr>
             <w:rStyle w:val="Hyperlink"/>
@@ -623,7 +623,7 @@
           <w:numId w:val="2"/>
         </w:numPr>
       </w:pPr>
-      <w:hyperlink w:history="1" r:id="rIdvt5_4dsovpcmf5iq5eka-">
+      <w:hyperlink w:history="1" r:id="rIdhululvkqkipsduqwycm_j">
         <w:r>
           <w:rPr>
             <w:rStyle w:val="Hyperlink"/>
@@ -643,7 +643,7 @@
           <w:numId w:val="2"/>
         </w:numPr>
       </w:pPr>
-      <w:hyperlink w:history="1" r:id="rId6cd10e5ope2ok3yjf0_hv">
+      <w:hyperlink w:history="1" r:id="rIdhkstc8yrqisywt7ayfw5m">
         <w:r>
           <w:rPr>
             <w:rStyle w:val="Hyperlink"/>
@@ -663,7 +663,7 @@
           <w:numId w:val="2"/>
         </w:numPr>
       </w:pPr>
-      <w:hyperlink w:history="1" r:id="rIdixotbdbenmffc0j5ecjnr">
+      <w:hyperlink w:history="1" r:id="rIdouimxctf51ggqvcgxymx0">
         <w:r>
           <w:rPr>
             <w:rStyle w:val="Hyperlink"/>
@@ -683,7 +683,7 @@
           <w:numId w:val="2"/>
         </w:numPr>
       </w:pPr>
-      <w:hyperlink w:history="1" r:id="rIdqelqpahnjm3ir7v5cziag">
+      <w:hyperlink w:history="1" r:id="rIdrupe9iekygddikh2jyy6-">
         <w:r>
           <w:rPr>
             <w:rStyle w:val="Hyperlink"/>
@@ -731,7 +731,7 @@
       <w:r>
         <w:t xml:space="preserve"> — créé — </w:t>
       </w:r>
-      <w:hyperlink w:history="1" r:id="rIdjoucjj56wjuskzo9bx0a5">
+      <w:hyperlink w:history="1" r:id="rIdim-jydhtnkd8mkpllii30">
         <w:r>
           <w:rPr>
             <w:rStyle w:val="Hyperlink"/>
@@ -768,7 +768,7 @@
       <w:r>
         <w:t xml:space="preserve"> — créé — </w:t>
       </w:r>
-      <w:hyperlink w:history="1" r:id="rIdl65rnw28dnqosdbritmh3">
+      <w:hyperlink w:history="1" r:id="rIdefxssu2iukkjz38qt-ddk">
         <w:r>
           <w:rPr>
             <w:rStyle w:val="Hyperlink"/>
@@ -797,7 +797,7 @@
       <w:r>
         <w:t xml:space="preserve"> — modifié — </w:t>
       </w:r>
-      <w:hyperlink w:history="1" r:id="rIdjbcm4la7hnsqtjbsv0z9d">
+      <w:hyperlink w:history="1" r:id="rIdyj9qfsdhrlqxksn2gnsf7">
         <w:r>
           <w:rPr>
             <w:rStyle w:val="Hyperlink"/>
@@ -826,7 +826,7 @@
       <w:r>
         <w:t xml:space="preserve"> — créé — </w:t>
       </w:r>
-      <w:hyperlink w:history="1" r:id="rIdod-ktk5m1tnqrj2zngflk">
+      <w:hyperlink w:history="1" r:id="rIdva-uq0q0c-a1-sinmyhcw">
         <w:r>
           <w:rPr>
             <w:rStyle w:val="Hyperlink"/>
@@ -863,7 +863,7 @@
       <w:r>
         <w:t xml:space="preserve"> — modifié — </w:t>
       </w:r>
-      <w:hyperlink w:history="1" r:id="rIdgjvrq9dnr8k1beooutvod">
+      <w:hyperlink w:history="1" r:id="rIdkab9wds6rcyk3yr4q6yob">
         <w:r>
           <w:rPr>
             <w:rStyle w:val="Hyperlink"/>
@@ -892,7 +892,7 @@
       <w:r>
         <w:t xml:space="preserve"> — modifié — </w:t>
       </w:r>
-      <w:hyperlink w:history="1" r:id="rId0w6tdsnp9a-awiahnw_ml">
+      <w:hyperlink w:history="1" r:id="rId4yk2zhq0j6d15jdpoityz">
         <w:r>
           <w:rPr>
             <w:rStyle w:val="Hyperlink"/>
@@ -921,7 +921,7 @@
       <w:r>
         <w:t xml:space="preserve"> — modifié — </w:t>
       </w:r>
-      <w:hyperlink w:history="1" r:id="rIdu7imvtmpqx5xdg24vj66e">
+      <w:hyperlink w:history="1" r:id="rIdbpthmyg9k7_rnxmvh80yr">
         <w:r>
           <w:rPr>
             <w:rStyle w:val="Hyperlink"/>
@@ -950,7 +950,7 @@
       <w:r>
         <w:t xml:space="preserve"> — modifié — </w:t>
       </w:r>
-      <w:hyperlink w:history="1" r:id="rIdspr07v6k5ufoqg1iu9lk4">
+      <w:hyperlink w:history="1" r:id="rIdpvk7smm3lbfloexwnf4m7">
         <w:r>
           <w:rPr>
             <w:rStyle w:val="Hyperlink"/>
@@ -979,7 +979,7 @@
       <w:r>
         <w:t xml:space="preserve"> — modifié — </w:t>
       </w:r>
-      <w:hyperlink w:history="1" r:id="rIdyv14wigqknvx0wxrswej-">
+      <w:hyperlink w:history="1" r:id="rIdmdhvxar25titvrjzcf5xp">
         <w:r>
           <w:rPr>
             <w:rStyle w:val="Hyperlink"/>
@@ -1016,7 +1016,7 @@
       <w:r>
         <w:t xml:space="preserve"> — modifié — </w:t>
       </w:r>
-      <w:hyperlink w:history="1" r:id="rIdfajtrrsx6rvzyun_mwism">
+      <w:hyperlink w:history="1" r:id="rId9neixgcb4d_t1rmg3uavz">
         <w:r>
           <w:rPr>
             <w:rStyle w:val="Hyperlink"/>
@@ -1045,7 +1045,7 @@
       <w:r>
         <w:t xml:space="preserve"> — modifié — </w:t>
       </w:r>
-      <w:hyperlink w:history="1" r:id="rIdblbfc7xakqvg37p4usvct">
+      <w:hyperlink w:history="1" r:id="rIdkcivxb4mdxm0seymfxat2">
         <w:r>
           <w:rPr>
             <w:rStyle w:val="Hyperlink"/>
@@ -1074,7 +1074,7 @@
       <w:r>
         <w:t xml:space="preserve"> — modifié — </w:t>
       </w:r>
-      <w:hyperlink w:history="1" r:id="rIdlnih2nrs_zquwyza9bupt">
+      <w:hyperlink w:history="1" r:id="rIdkjidlluu34kildbspgx8s">
         <w:r>
           <w:rPr>
             <w:rStyle w:val="Hyperlink"/>
@@ -1111,7 +1111,7 @@
       <w:r>
         <w:t xml:space="preserve"> — modifié — </w:t>
       </w:r>
-      <w:hyperlink w:history="1" r:id="rIdazkc5ehp30iq6aqfe6wmj">
+      <w:hyperlink w:history="1" r:id="rIdkn0pc06i9urpgwgjmrzdg">
         <w:r>
           <w:rPr>
             <w:rStyle w:val="Hyperlink"/>
@@ -1140,7 +1140,7 @@
       <w:r>
         <w:t xml:space="preserve"> — modifié — </w:t>
       </w:r>
-      <w:hyperlink w:history="1" r:id="rIdkx757imkkbqtvla-t4ig5">
+      <w:hyperlink w:history="1" r:id="rIdmnntenxepvidav12vrbnf">
         <w:r>
           <w:rPr>
             <w:rStyle w:val="Hyperlink"/>
@@ -1169,7 +1169,7 @@
       <w:r>
         <w:t xml:space="preserve"> — modifié — </w:t>
       </w:r>
-      <w:hyperlink w:history="1" r:id="rIdlodb_sikbszpwa1w9gjw7">
+      <w:hyperlink w:history="1" r:id="rId1spk-ehdcmxi2inyeeyrk">
         <w:r>
           <w:rPr>
             <w:rStyle w:val="Hyperlink"/>
@@ -1198,7 +1198,7 @@
       <w:r>
         <w:t xml:space="preserve"> — modifié — </w:t>
       </w:r>
-      <w:hyperlink w:history="1" r:id="rIdf0g1xfmgvhb3pvhvwxqu4">
+      <w:hyperlink w:history="1" r:id="rIdot7sbqul-v_vp-zxhzlhx">
         <w:r>
           <w:rPr>
             <w:rStyle w:val="Hyperlink"/>
@@ -1227,7 +1227,7 @@
       <w:r>
         <w:t xml:space="preserve"> — modifié — </w:t>
       </w:r>
-      <w:hyperlink w:history="1" r:id="rIdxlprav0gjnm2q0wrrjeys">
+      <w:hyperlink w:history="1" r:id="rIdonn4_akovoa_c3h13occ6">
         <w:r>
           <w:rPr>
             <w:rStyle w:val="Hyperlink"/>
@@ -1256,7 +1256,7 @@
       <w:r>
         <w:t xml:space="preserve"> — modifié — </w:t>
       </w:r>
-      <w:hyperlink w:history="1" r:id="rId-hhfz_gkup1jvdtg3bkja">
+      <w:hyperlink w:history="1" r:id="rIdqfxtqz9fg6jhwwdcxsckq">
         <w:r>
           <w:rPr>
             <w:rStyle w:val="Hyperlink"/>
@@ -1285,7 +1285,7 @@
       <w:r>
         <w:t xml:space="preserve"> — modifié — </w:t>
       </w:r>
-      <w:hyperlink w:history="1" r:id="rId1cqxzs2uugjohoql7gagk">
+      <w:hyperlink w:history="1" r:id="rIdssg1ajdmr5sb9-we1labt">
         <w:r>
           <w:rPr>
             <w:rStyle w:val="Hyperlink"/>
@@ -1314,7 +1314,7 @@
       <w:r>
         <w:t xml:space="preserve"> — modifié — </w:t>
       </w:r>
-      <w:hyperlink w:history="1" r:id="rId8nka8--so_lx7ldg1yvor">
+      <w:hyperlink w:history="1" r:id="rIdcqil8yprcd1jzbvchga8d">
         <w:r>
           <w:rPr>
             <w:rStyle w:val="Hyperlink"/>
@@ -1343,7 +1343,7 @@
       <w:r>
         <w:t xml:space="preserve"> — modifié — </w:t>
       </w:r>
-      <w:hyperlink w:history="1" r:id="rIdvbpb9f4k_3ibammeqzt_n">
+      <w:hyperlink w:history="1" r:id="rIdeihjutsphjfwz-weamyxt">
         <w:r>
           <w:rPr>
             <w:rStyle w:val="Hyperlink"/>
@@ -1372,7 +1372,7 @@
       <w:r>
         <w:t xml:space="preserve"> — modifié — </w:t>
       </w:r>
-      <w:hyperlink w:history="1" r:id="rIdxa_3k74g5p29xwniklc3k">
+      <w:hyperlink w:history="1" r:id="rIdhhh_0xdn7emqqso5qhh-r">
         <w:r>
           <w:rPr>
             <w:rStyle w:val="Hyperlink"/>
@@ -1401,7 +1401,7 @@
       <w:r>
         <w:t xml:space="preserve"> — modifié — </w:t>
       </w:r>
-      <w:hyperlink w:history="1" r:id="rIdub3i1uqdl8pcorubwsbhl">
+      <w:hyperlink w:history="1" r:id="rIdazgq97j5_uijptjxqypxg">
         <w:r>
           <w:rPr>
             <w:rStyle w:val="Hyperlink"/>
@@ -1430,7 +1430,7 @@
       <w:r>
         <w:t xml:space="preserve"> — modifié — </w:t>
       </w:r>
-      <w:hyperlink w:history="1" r:id="rIdye0nqmrcdmi5sobhquhsc">
+      <w:hyperlink w:history="1" r:id="rIdfn8v89ymepw1orqjbed_h">
         <w:r>
           <w:rPr>
             <w:rStyle w:val="Hyperlink"/>
